--- a/site-texts.docx
+++ b/site-texts.docx
@@ -333,7 +333,7 @@
                 <w:szCs w:val="21"/>
                 <w:rtl/>
               </w:rPr>
-              <w:t xml:space="preserve">MB Photographer — צילום משפחה, חלאקה ובת מצווה</w:t>
+              <w:t xml:space="preserve">MB Photographer - צילום משפחה, חלאקה ובת מצווה</w:t>
             </w:r>
           </w:p>
         </w:tc>
@@ -454,7 +454,7 @@
                 <w:szCs w:val="21"/>
                 <w:rtl/>
               </w:rPr>
-              <w:t xml:space="preserve">צילום טבעי, רך ומלא חיים — משפחה, חלאקה ובת מצווה.</w:t>
+              <w:t xml:space="preserve">צילום טבעי, רך ומלא חיים - משפחה, חלאקה ובת מצווה.</w:t>
             </w:r>
           </w:p>
         </w:tc>
@@ -2245,7 +2245,7 @@
                 <w:szCs w:val="21"/>
                 <w:rtl/>
               </w:rPr>
-              <w:t xml:space="preserve">צילום טבעי ורגוע, באור רך ובקצב של הילדים — תמונות שיישארו הרבה אחרי שהבגדים כבר יהיו קטנים.</w:t>
+              <w:t xml:space="preserve">צילום טבעי ורגוע, באור רך ובקצב של הילדים - תמונות שיישארו הרבה אחרי שהתפאורה כבר לא תהיה רלוונטית...</w:t>
             </w:r>
           </w:p>
         </w:tc>
@@ -3084,7 +3084,7 @@
                 <w:szCs w:val="21"/>
                 <w:rtl/>
               </w:rPr>
-              <w:t xml:space="preserve">אני מירית, צלמת ילדים ומשפחה מבני ברק, עם אהבה גדולה לצילום ולתקשורת עם ילדים. אני מצלמת ומסריטה משפחות, חלאקות ובנות מצווה, ומלווה אתכם מרגע שיחת ההכרות ועד התוצר המושלם אצלכם בבית: תמונות ואלבום שלא מפסיקים לדפדף בו.</w:t>
+              <w:t xml:space="preserve">צלמת ילדים ומשפחה, עם אהבה גדולה לצילום ולתקשורת עם ילדים. אני מצלמת ומסריטה משפחות, חלאקות ובת מצוות, ומלווה אתכם מהרגע הראשון של שיחת ההכרות ועד התוצר המושלם אצלכם בבית: תמונות ואלבום שלא מפסיקים לדפדף בו.</w:t>
             </w:r>
           </w:p>
         </w:tc>
@@ -4569,7 +4569,7 @@
                 <w:szCs w:val="21"/>
                 <w:rtl/>
               </w:rPr>
-              <w:t xml:space="preserve">התלתלים, המספריים, הכיפה הראשונה והציציות החדשות — יום שעובר מהר מדי. בבית, בסטודיו או בחוץ.</w:t>
+              <w:t xml:space="preserve">אוטוטו ונגזזת הרעמה, רגעים אחרונים לפני שהוא גדול</w:t>
             </w:r>
           </w:p>
         </w:tc>
@@ -4775,7 +4775,7 @@
                 <w:szCs w:val="21"/>
                 <w:rtl/>
               </w:rPr>
-              <w:t xml:space="preserve">צילום שבונה ביטחון: היא בוחרת את הסגנון, ואני דואגת שתרגיש בנוח ותיראה בדיוק כמו עצמה.</w:t>
+              <w:t xml:space="preserve">חוויה שמעלה שלב, מילדות קלילה וכיפית לבגרות ורצינות, אנחנו על התפר</w:t>
             </w:r>
           </w:p>
         </w:tc>
@@ -5763,7 +5763,7 @@
                 <w:szCs w:val="21"/>
                 <w:rtl/>
               </w:rPr>
-              <w:t xml:space="preserve">האחים, התינוק החדש, הצחוק שלפני ארוחת שבת — מי שיושב סביב השולחן שלכם, בתמונות שתרצו לתלות על הקיר.</w:t>
+              <w:t xml:space="preserve">האחים, התינוק החדש, הצחוק שלפני ארוחת שבת - מי שיושב סביב השולחן שלכם, בתמונות שתרצו לתלות על הקיר.</w:t>
             </w:r>
           </w:p>
         </w:tc>
@@ -7209,7 +7209,7 @@
                 <w:szCs w:val="21"/>
                 <w:rtl/>
               </w:rPr>
-              <w:t xml:space="preserve">הגענו לחוצים, עם שלושה ילדים ותינוק. יצאנו עם תמונות שבהן כולנו נראים בדיוק כמו שאנחנו — רק יפים יותר.</w:t>
+              <w:t xml:space="preserve">הגענו לחוצים, עם שלושה ילדים ותינוק. יצאנו עם תמונות שבהן כולנו נראים בדיוק כמו שאנחנו - רק יפים יותר.</w:t>
             </w:r>
           </w:p>
         </w:tc>
@@ -11188,7 +11188,7 @@
                 <w:szCs w:val="21"/>
                 <w:rtl/>
               </w:rPr>
-              <w:t xml:space="preserve">ספרו לי קצת עליכם — מי מצטלם, מה האירוע ומתי. אחזור אליכם עם רעיונות למיקום, לשעה וללבוש, ונבנה יחד צילום שמתאים בדיוק לכם.</w:t>
+              <w:t xml:space="preserve">ספרו לי קצת עליכם - מי מצטלם, מה האירוע ומתי. אחזור אליכם עם רעיונות למיקום, לשעה וללבוש, ונבנה יחד צילום שמתאים בדיוק לכם.</w:t>
             </w:r>
           </w:p>
         </w:tc>
@@ -11682,7 +11682,7 @@
                 <w:szCs w:val="21"/>
                 <w:rtl/>
               </w:rPr>
-              <w:t xml:space="preserve">כל פנייה מקבלת ממני תשובה אישית — לא הודעה אוטומטית — עם כמה שאלות קצרות שיעזרו לנו לתכנן נכון.</w:t>
+              <w:t xml:space="preserve">כל פנייה מקבלת ממני תשובה אישית - לא הודעה אוטומטית - עם כמה שאלות קצרות שיעזרו לנו לתכנן נכון.</w:t>
             </w:r>
           </w:p>
         </w:tc>
@@ -15084,7 +15084,7 @@
                 <w:szCs w:val="21"/>
                 <w:rtl/>
               </w:rPr>
-              <w:t xml:space="preserve">קישור ״דילוג לתוכן״ וכפתור ״עצירת אנימציות״ — הראשונים בניווט במקלדת.</w:t>
+              <w:t xml:space="preserve">קישור ״דילוג לתוכן״ וכפתור ״עצירת אנימציות״ - הראשונים בניווט במקלדת.</w:t>
             </w:r>
           </w:p>
         </w:tc>
@@ -15393,7 +15393,7 @@
                 <w:szCs w:val="21"/>
                 <w:rtl/>
               </w:rPr>
-              <w:t xml:space="preserve">הקליפ בגלריה אינו מתנגן מעצמו — הוא מופעל רק בלחיצה.</w:t>
+              <w:t xml:space="preserve">הקליפ בגלריה אינו מתנגן מעצמו - הוא מופעל רק בלחיצה.</w:t>
             </w:r>
           </w:p>
         </w:tc>
@@ -17208,7 +17208,7 @@
                 <w:szCs w:val="21"/>
                 <w:rtl/>
               </w:rPr>
-              <w:t xml:space="preserve">טופס יצירת קשר: שם, טלפון, אימייל ותוכן ההודעה — רק מה שבחרתם למסור.</w:t>
+              <w:t xml:space="preserve">טופס יצירת קשר: שם, טלפון, אימייל ותוכן ההודעה - רק מה שבחרתם למסור.</w:t>
             </w:r>
           </w:p>
         </w:tc>
